--- a/T&C/VAS - Fleequid Care/Vers 2 - Multilanguage - Q3 2026/Condizioni_Specifiche_Fleequid_Care_CSFC-F0002_2026_DEF_DEF_DE.docx
+++ b/T&C/VAS - Fleequid Care/Vers 2 - Multilanguage - Q3 2026/Condizioni_Specifiche_Fleequid_Care_CSFC-F0002_2026_DEF_DEF_DE.docx
@@ -6386,7 +6386,7 @@
           <w:rFonts w:ascii="Verdana" w:hAnsi="Verdana"/>
           <w:sz w:val="20"/>
         </w:rPr>
-        <w:t>Falls das Schlichtungsverfahren nicht innerhalb von neunzig (90) Tagen nach seiner Einleitung mit einer gütlichen Einigung abgeschlossen wird oder falls eine der Parteien nicht daran teilnimmt, werden alle Streitigkeiten, die sich aus der Auslegung, Umsetzung, Gültigkeit oder Aussetzung dieser Besonderen Geschäftsbedingungen und allgemeiner des Service Fleequid Care® ergeben, im Rahmen eines formellen Schiedsverfahrens gemäß den gesetzlichen Bestimmungen durch einen Einzelschiedsrichter entschieden, der gemäß der Verfahrensordnung der Mailänder Schiedskammer bestellt wird, wobei die Parteien diese hiermit uneingeschränkt akzeptieren.</w:t>
+        <w:t>Falls das Schlichtungsverfahren nicht innerhalb von neunzig (90) Tagen nach seiner Einleitung mit einer gütlichen Einigung abgeschlossen wird oder falls eine der Parteien nicht daran teilnimmt, werden alle Streitigkeiten, die sich aus der Auslegung, Umsetzung, Gültigkeit oder Beendigung dieser Besonderen Geschäftsbedingungen und allgemeiner des Service Fleequid Care® ergeben, im Rahmen eines formellen Schiedsverfahrens gemäß den gesetzlichen Bestimmungen durch einen Einzelschiedsrichter entschieden, der gemäß der Verfahrensordnung der Mailänder Schiedskammer bestellt wird, wobei die Parteien diese hiermit uneingeschränkt akzeptieren.</w:t>
       </w:r>
     </w:p>
     <w:p>
